--- a/AAB_Resume_Sept2026.docx
+++ b/AAB_Resume_Sept2026.docx
@@ -168,7 +168,19 @@
               <w:rPr>
                 <w:rFonts w:ascii="Arial Narrow" w:hAnsi="Arial Narrow"/>
               </w:rPr>
-              <w:t>, SPSS, LINGO.</w:t>
+              <w:t>, SPSS, LINGO</w:t>
+            </w:r>
+            <w:r>
+              <w:rPr>
+                <w:rFonts w:ascii="Arial Narrow" w:hAnsi="Arial Narrow"/>
+              </w:rPr>
+              <w:t>, Codex</w:t>
+            </w:r>
+            <w:r>
+              <w:rPr>
+                <w:rFonts w:ascii="Arial Narrow" w:hAnsi="Arial Narrow"/>
+              </w:rPr>
+              <w:t>.</w:t>
             </w:r>
           </w:p>
           <w:p>
@@ -281,7 +293,19 @@
         <w:rPr>
           <w:rFonts w:ascii="Arial Narrow" w:hAnsi="Arial Narrow"/>
         </w:rPr>
-        <w:t>Master of Global Management, Global Business (GPA 3.67)</w:t>
+        <w:t>Master of Global Management, Global Business (GPA 3.</w:t>
+      </w:r>
+      <w:r>
+        <w:rPr>
+          <w:rFonts w:ascii="Arial Narrow" w:hAnsi="Arial Narrow"/>
+        </w:rPr>
+        <w:t>82</w:t>
+      </w:r>
+      <w:r>
+        <w:rPr>
+          <w:rFonts w:ascii="Arial Narrow" w:hAnsi="Arial Narrow"/>
+        </w:rPr>
+        <w:t>)</w:t>
       </w:r>
     </w:p>
     <w:p>
@@ -330,7 +354,7 @@
         <w:rPr>
           <w:rFonts w:ascii="Arial Narrow" w:hAnsi="Arial Narrow"/>
         </w:rPr>
-        <w:t>Bachelor of Technology, Chemical Engineering, Food Technology (GPA 3.957)</w:t>
+        <w:t>Bachelor of Technology, Chemical Engineering, Food Technology (GPA 3.95)</w:t>
       </w:r>
     </w:p>
     <w:p>
